--- a/docs/Watchlog - Template Wording Review.docx
+++ b/docs/Watchlog - Template Wording Review.docx
@@ -92,6 +92,14 @@
         <w:tblW w:type="auto" w:w="0"/>
         <w:tblLook w:firstRow="1" w:lastRow="0" w:firstColumn="0" w:lastColumn="0" w:noHBand="0" w:noVBand="0" w:val="0020"/>
         <w:jc w:val="start"/>
+        <w:tblBorders>
+          <w:top w:val="single" w:sz="4" w:color="999999"/>
+          <w:left w:val="single" w:sz="4" w:color="999999"/>
+          <w:bottom w:val="single" w:sz="4" w:color="999999"/>
+          <w:right w:val="single" w:sz="4" w:color="999999"/>
+          <w:insideH w:val="single" w:sz="4" w:color="999999"/>
+          <w:insideV w:val="single" w:sz="4" w:color="999999"/>
+        </w:tblBorders>
       </w:tblPr>
       <w:tblGrid>
         <w:gridCol w:w="1980"/>
@@ -414,6 +422,14 @@
         <w:tblW w:type="auto" w:w="0"/>
         <w:tblLook w:firstRow="1" w:lastRow="0" w:firstColumn="0" w:lastColumn="0" w:noHBand="0" w:noVBand="0" w:val="0020"/>
         <w:jc w:val="start"/>
+        <w:tblBorders>
+          <w:top w:val="single" w:sz="4" w:color="999999"/>
+          <w:left w:val="single" w:sz="4" w:color="999999"/>
+          <w:bottom w:val="single" w:sz="4" w:color="999999"/>
+          <w:right w:val="single" w:sz="4" w:color="999999"/>
+          <w:insideH w:val="single" w:sz="4" w:color="999999"/>
+          <w:insideV w:val="single" w:sz="4" w:color="999999"/>
+        </w:tblBorders>
       </w:tblPr>
       <w:tblGrid>
         <w:gridCol w:w="1980"/>
@@ -589,6 +605,14 @@
         <w:tblW w:type="auto" w:w="0"/>
         <w:tblLook w:firstRow="1" w:lastRow="0" w:firstColumn="0" w:lastColumn="0" w:noHBand="0" w:noVBand="0" w:val="0020"/>
         <w:jc w:val="start"/>
+        <w:tblBorders>
+          <w:top w:val="single" w:sz="4" w:color="999999"/>
+          <w:left w:val="single" w:sz="4" w:color="999999"/>
+          <w:bottom w:val="single" w:sz="4" w:color="999999"/>
+          <w:right w:val="single" w:sz="4" w:color="999999"/>
+          <w:insideH w:val="single" w:sz="4" w:color="999999"/>
+          <w:insideV w:val="single" w:sz="4" w:color="999999"/>
+        </w:tblBorders>
       </w:tblPr>
       <w:tblGrid>
         <w:gridCol w:w="1980"/>
@@ -1205,6 +1229,14 @@
         <w:tblW w:type="auto" w:w="0"/>
         <w:tblLook w:firstRow="1" w:lastRow="0" w:firstColumn="0" w:lastColumn="0" w:noHBand="0" w:noVBand="0" w:val="0020"/>
         <w:jc w:val="start"/>
+        <w:tblBorders>
+          <w:top w:val="single" w:sz="4" w:color="999999"/>
+          <w:left w:val="single" w:sz="4" w:color="999999"/>
+          <w:bottom w:val="single" w:sz="4" w:color="999999"/>
+          <w:right w:val="single" w:sz="4" w:color="999999"/>
+          <w:insideH w:val="single" w:sz="4" w:color="999999"/>
+          <w:insideV w:val="single" w:sz="4" w:color="999999"/>
+        </w:tblBorders>
       </w:tblPr>
       <w:tblGrid>
         <w:gridCol w:w="1980"/>
@@ -1576,6 +1608,14 @@
         <w:tblW w:type="auto" w:w="0"/>
         <w:tblLook w:firstRow="1" w:lastRow="0" w:firstColumn="0" w:lastColumn="0" w:noHBand="0" w:noVBand="0" w:val="0020"/>
         <w:jc w:val="start"/>
+        <w:tblBorders>
+          <w:top w:val="single" w:sz="4" w:color="999999"/>
+          <w:left w:val="single" w:sz="4" w:color="999999"/>
+          <w:bottom w:val="single" w:sz="4" w:color="999999"/>
+          <w:right w:val="single" w:sz="4" w:color="999999"/>
+          <w:insideH w:val="single" w:sz="4" w:color="999999"/>
+          <w:insideV w:val="single" w:sz="4" w:color="999999"/>
+        </w:tblBorders>
       </w:tblPr>
       <w:tblGrid>
         <w:gridCol w:w="1980"/>
@@ -1947,6 +1987,14 @@
         <w:tblW w:type="auto" w:w="0"/>
         <w:tblLook w:firstRow="1" w:lastRow="0" w:firstColumn="0" w:lastColumn="0" w:noHBand="0" w:noVBand="0" w:val="0020"/>
         <w:jc w:val="start"/>
+        <w:tblBorders>
+          <w:top w:val="single" w:sz="4" w:color="999999"/>
+          <w:left w:val="single" w:sz="4" w:color="999999"/>
+          <w:bottom w:val="single" w:sz="4" w:color="999999"/>
+          <w:right w:val="single" w:sz="4" w:color="999999"/>
+          <w:insideH w:val="single" w:sz="4" w:color="999999"/>
+          <w:insideV w:val="single" w:sz="4" w:color="999999"/>
+        </w:tblBorders>
       </w:tblPr>
       <w:tblGrid>
         <w:gridCol w:w="1980"/>
@@ -2220,6 +2268,14 @@
         <w:tblW w:type="auto" w:w="0"/>
         <w:tblLook w:firstRow="1" w:lastRow="0" w:firstColumn="0" w:lastColumn="0" w:noHBand="0" w:noVBand="0" w:val="0020"/>
         <w:jc w:val="start"/>
+        <w:tblBorders>
+          <w:top w:val="single" w:sz="4" w:color="999999"/>
+          <w:left w:val="single" w:sz="4" w:color="999999"/>
+          <w:bottom w:val="single" w:sz="4" w:color="999999"/>
+          <w:right w:val="single" w:sz="4" w:color="999999"/>
+          <w:insideH w:val="single" w:sz="4" w:color="999999"/>
+          <w:insideV w:val="single" w:sz="4" w:color="999999"/>
+        </w:tblBorders>
       </w:tblPr>
       <w:tblGrid>
         <w:gridCol w:w="1980"/>
@@ -2395,6 +2451,14 @@
         <w:tblW w:type="auto" w:w="0"/>
         <w:tblLook w:firstRow="1" w:lastRow="0" w:firstColumn="0" w:lastColumn="0" w:noHBand="0" w:noVBand="0" w:val="0020"/>
         <w:jc w:val="start"/>
+        <w:tblBorders>
+          <w:top w:val="single" w:sz="4" w:color="999999"/>
+          <w:left w:val="single" w:sz="4" w:color="999999"/>
+          <w:bottom w:val="single" w:sz="4" w:color="999999"/>
+          <w:right w:val="single" w:sz="4" w:color="999999"/>
+          <w:insideH w:val="single" w:sz="4" w:color="999999"/>
+          <w:insideV w:val="single" w:sz="4" w:color="999999"/>
+        </w:tblBorders>
       </w:tblPr>
       <w:tblGrid>
         <w:gridCol w:w="3960"/>

--- a/docs/Watchlog - Template Wording Review.docx
+++ b/docs/Watchlog - Template Wording Review.docx
@@ -832,178 +832,31 @@
               <w:rPr>
                 <w:rStyle w:val="VerbatimChar"/>
               </w:rPr>
-              <w:t xml:space="preserve">;noid</w:t>
-            </w:r>
-          </w:p>
-        </w:tc>
-        <w:tc>
-          <w:tcPr/>
-          <w:p>
-            <w:pPr>
-              <w:pStyle w:val="Compact"/>
-              <w:jc w:val="left"/>
-            </w:pPr>
-            <w:r>
-              <w:t xml:space="preserve">Refused - no ID</w:t>
-            </w:r>
-          </w:p>
-        </w:tc>
-        <w:tc>
-          <w:tcPr/>
-          <w:p>
-            <w:pPr>
-              <w:pStyle w:val="Compact"/>
-              <w:jc w:val="left"/>
-            </w:pPr>
-            <w:r>
-              <w:t xml:space="preserve">Security Officer refused one patron entry due to no ID.</w:t>
-            </w:r>
-          </w:p>
-        </w:tc>
-        <w:tc>
-          <w:tcPr/>
-          <w:p>
-            <w:pPr>
-              <w:pStyle w:val="Compact"/>
-            </w:pPr>
-          </w:p>
-        </w:tc>
-      </w:tr>
-      <w:tr>
-        <w:tc>
-          <w:tcPr/>
-          <w:p>
-            <w:pPr>
-              <w:pStyle w:val="Compact"/>
-              <w:jc w:val="left"/>
-            </w:pPr>
-            <w:r>
-              <w:rPr>
-                <w:rStyle w:val="VerbatimChar"/>
-              </w:rPr>
-              <w:t xml:space="preserve">;insuf</w:t>
-            </w:r>
-          </w:p>
-        </w:tc>
-        <w:tc>
-          <w:tcPr/>
-          <w:p>
-            <w:pPr>
-              <w:pStyle w:val="Compact"/>
-              <w:jc w:val="left"/>
-            </w:pPr>
-            <w:r>
-              <w:t xml:space="preserve">Refused - insufficient ID</w:t>
-            </w:r>
-          </w:p>
-        </w:tc>
-        <w:tc>
-          <w:tcPr/>
-          <w:p>
-            <w:pPr>
-              <w:pStyle w:val="Compact"/>
-              <w:jc w:val="left"/>
-            </w:pPr>
-            <w:r>
-              <w:t xml:space="preserve">Security Officer refused one patron entry due to insufficient ID.</w:t>
-            </w:r>
-          </w:p>
-        </w:tc>
-        <w:tc>
-          <w:tcPr/>
-          <w:p>
-            <w:pPr>
-              <w:pStyle w:val="Compact"/>
-            </w:pPr>
-          </w:p>
-        </w:tc>
-      </w:tr>
-      <w:tr>
-        <w:tc>
-          <w:tcPr/>
-          <w:p>
-            <w:pPr>
-              <w:pStyle w:val="Compact"/>
-              <w:jc w:val="left"/>
-            </w:pPr>
-            <w:r>
-              <w:rPr>
-                <w:rStyle w:val="VerbatimChar"/>
-              </w:rPr>
-              <w:t xml:space="preserve">;expired</w:t>
-            </w:r>
-          </w:p>
-        </w:tc>
-        <w:tc>
-          <w:tcPr/>
-          <w:p>
-            <w:pPr>
-              <w:pStyle w:val="Compact"/>
-              <w:jc w:val="left"/>
-            </w:pPr>
-            <w:r>
-              <w:t xml:space="preserve">Refused - expired ID</w:t>
-            </w:r>
-          </w:p>
-        </w:tc>
-        <w:tc>
-          <w:tcPr/>
-          <w:p>
-            <w:pPr>
-              <w:pStyle w:val="Compact"/>
-              <w:jc w:val="left"/>
-            </w:pPr>
-            <w:r>
-              <w:t xml:space="preserve">Security Officer refused one patron entry due to expired ID.</w:t>
-            </w:r>
-          </w:p>
-        </w:tc>
-        <w:tc>
-          <w:tcPr/>
-          <w:p>
-            <w:pPr>
-              <w:pStyle w:val="Compact"/>
-            </w:pPr>
-          </w:p>
-        </w:tc>
-      </w:tr>
-      <w:tr>
-        <w:tc>
-          <w:tcPr/>
-          <w:p>
-            <w:pPr>
-              <w:pStyle w:val="Compact"/>
-              <w:jc w:val="left"/>
-            </w:pPr>
-            <w:r>
-              <w:rPr>
-                <w:rStyle w:val="VerbatimChar"/>
-              </w:rPr>
-              <w:t xml:space="preserve">;intox</w:t>
-            </w:r>
-          </w:p>
-        </w:tc>
-        <w:tc>
-          <w:tcPr/>
-          <w:p>
-            <w:pPr>
-              <w:pStyle w:val="Compact"/>
-              <w:jc w:val="left"/>
-            </w:pPr>
-            <w:r>
-              <w:t xml:space="preserve">Refused - signs of intox</w:t>
-            </w:r>
-          </w:p>
-        </w:tc>
-        <w:tc>
-          <w:tcPr/>
-          <w:p>
-            <w:pPr>
-              <w:pStyle w:val="Compact"/>
-              <w:jc w:val="left"/>
-            </w:pPr>
-            <w:r>
-              <w:t xml:space="preserve">Security Officer refused one patron entry due to showing signs of intox ([Signs observed]).</w:t>
+              <w:t>;refuse</w:t>
+            </w:r>
+          </w:p>
+        </w:tc>
+        <w:tc>
+          <w:tcPr/>
+          <w:p>
+            <w:pPr>
+              <w:pStyle w:val="Compact"/>
+              <w:jc w:val="left"/>
+            </w:pPr>
+            <w:r>
+              <w:t>Refused entry</w:t>
+            </w:r>
+          </w:p>
+        </w:tc>
+        <w:tc>
+          <w:tcPr/>
+          <w:p>
+            <w:pPr>
+              <w:pStyle w:val="Compact"/>
+              <w:jc w:val="left"/>
+            </w:pPr>
+            <w:r>
+              <w:t>Security Officer refused entry to [Patrons: one patron] due to [Reason: no ID] [Signs observed, in brackets, only if filled in].</w:t>
             </w:r>
           </w:p>
         </w:tc>
@@ -2409,19 +2262,19 @@
               <w:jc w:val="left"/>
             </w:pPr>
             <w:r>
-              <w:t xml:space="preserve">Visitor badge</w:t>
-            </w:r>
-          </w:p>
-        </w:tc>
-        <w:tc>
-          <w:tcPr/>
-          <w:p>
-            <w:pPr>
-              <w:pStyle w:val="Compact"/>
-              <w:jc w:val="left"/>
-            </w:pPr>
-            <w:r>
-              <w:t xml:space="preserve">Visitor Badge #17-0[Badge # (1-9)] issued to [To: employee] for [Reason: training] in [Location: Kitchen].</w:t>
+              <w:t>Contractor pass</w:t>
+            </w:r>
+          </w:p>
+        </w:tc>
+        <w:tc>
+          <w:tcPr/>
+          <w:p>
+            <w:pPr>
+              <w:pStyle w:val="Compact"/>
+              <w:jc w:val="left"/>
+            </w:pPr>
+            <w:r>
+              <w:t>Pass #17-0[Pass # (1-9)] issued [Issued: to XXXXX employee]. (The other choice writes: Pass #17-0X issued for interview.)</w:t>
             </w:r>
           </w:p>
         </w:tc>
@@ -2677,17 +2530,14 @@
               <w:jc w:val="left"/>
             </w:pPr>
             <w:r>
-              <w:t xml:space="preserve">Badge number (</w:t>
-            </w:r>
-            <w:r>
-              <w:rPr>
-                <w:rStyle w:val="VerbatimChar"/>
-              </w:rPr>
-              <w:t xml:space="preserve">;badge</w:t>
-            </w:r>
-            <w:r>
-              <w:t xml:space="preserve">)</w:t>
-            </w:r>
+              <w:t>Pass number (;badge)</w:t>
+            </w:r>
+            <w:r>
+              <w:rPr>
+                <w:rStyle w:val="VerbatimChar"/>
+              </w:rPr>
+            </w:r>
+            <w:r/>
           </w:p>
         </w:tc>
         <w:tc>
@@ -2699,6 +2549,102 @@
             </w:pPr>
             <w:r>
               <w:t xml:space="preserve">1 · 2 · 3 · 4 · 5 · 6 · 7 · 8 · 9</w:t>
+            </w:r>
+          </w:p>
+        </w:tc>
+      </w:tr>
+      <w:tr>
+        <w:tc>
+          <w:tcPr/>
+          <w:p>
+            <w:pPr>
+              <w:pStyle w:val="Compact"/>
+              <w:jc w:val="left"/>
+            </w:pPr>
+            <w:r>
+              <w:t>Patrons (;refuse)</w:t>
+            </w:r>
+            <w:r>
+              <w:rPr>
+                <w:rStyle w:val="VerbatimChar"/>
+              </w:rPr>
+            </w:r>
+            <w:r/>
+          </w:p>
+        </w:tc>
+        <w:tc>
+          <w:tcPr/>
+          <w:p>
+            <w:pPr>
+              <w:pStyle w:val="Compact"/>
+              <w:jc w:val="left"/>
+            </w:pPr>
+            <w:r>
+              <w:t>one patron · 2 patrons · 3 patrons · 4 patrons · 5 patrons</w:t>
+            </w:r>
+          </w:p>
+        </w:tc>
+      </w:tr>
+      <w:tr>
+        <w:tc>
+          <w:tcPr/>
+          <w:p>
+            <w:pPr>
+              <w:pStyle w:val="Compact"/>
+              <w:jc w:val="left"/>
+            </w:pPr>
+            <w:r>
+              <w:t>Reason (;refuse)</w:t>
+            </w:r>
+            <w:r>
+              <w:rPr>
+                <w:rStyle w:val="VerbatimChar"/>
+              </w:rPr>
+            </w:r>
+            <w:r/>
+          </w:p>
+        </w:tc>
+        <w:tc>
+          <w:tcPr/>
+          <w:p>
+            <w:pPr>
+              <w:pStyle w:val="Compact"/>
+              <w:jc w:val="left"/>
+            </w:pPr>
+            <w:r>
+              <w:t>no ID · insufficient ID · expired ID · showing signs of intox</w:t>
+            </w:r>
+          </w:p>
+        </w:tc>
+      </w:tr>
+      <w:tr>
+        <w:tc>
+          <w:tcPr/>
+          <w:p>
+            <w:pPr>
+              <w:pStyle w:val="Compact"/>
+              <w:jc w:val="left"/>
+            </w:pPr>
+            <w:r>
+              <w:t>Issued (;badge)</w:t>
+            </w:r>
+            <w:r>
+              <w:rPr>
+                <w:rStyle w:val="VerbatimChar"/>
+              </w:rPr>
+            </w:r>
+            <w:r/>
+          </w:p>
+        </w:tc>
+        <w:tc>
+          <w:tcPr/>
+          <w:p>
+            <w:pPr>
+              <w:pStyle w:val="Compact"/>
+              <w:jc w:val="left"/>
+            </w:pPr>
+            <w:r>
+              <w:t>to XXXXX employee (type the company over XXXXX) · for interview</w:t>
             </w:r>
           </w:p>
         </w:tc>

--- a/docs/Watchlog - Template Wording Review.docx
+++ b/docs/Watchlog - Template Wording Review.docx
@@ -832,31 +832,178 @@
               <w:rPr>
                 <w:rStyle w:val="VerbatimChar"/>
               </w:rPr>
-              <w:t>;refuse</w:t>
-            </w:r>
-          </w:p>
-        </w:tc>
-        <w:tc>
-          <w:tcPr/>
-          <w:p>
-            <w:pPr>
-              <w:pStyle w:val="Compact"/>
-              <w:jc w:val="left"/>
-            </w:pPr>
-            <w:r>
-              <w:t>Refused entry</w:t>
-            </w:r>
-          </w:p>
-        </w:tc>
-        <w:tc>
-          <w:tcPr/>
-          <w:p>
-            <w:pPr>
-              <w:pStyle w:val="Compact"/>
-              <w:jc w:val="left"/>
-            </w:pPr>
-            <w:r>
-              <w:t>Security Officer refused entry to [Patrons: one patron] due to [Reason: no ID] [Signs observed, in brackets, only if filled in].</w:t>
+              <w:t xml:space="preserve">;noid</w:t>
+            </w:r>
+          </w:p>
+        </w:tc>
+        <w:tc>
+          <w:tcPr/>
+          <w:p>
+            <w:pPr>
+              <w:pStyle w:val="Compact"/>
+              <w:jc w:val="left"/>
+            </w:pPr>
+            <w:r>
+              <w:t xml:space="preserve">Refused - no ID</w:t>
+            </w:r>
+          </w:p>
+        </w:tc>
+        <w:tc>
+          <w:tcPr/>
+          <w:p>
+            <w:pPr>
+              <w:pStyle w:val="Compact"/>
+              <w:jc w:val="left"/>
+            </w:pPr>
+            <w:r>
+              <w:t xml:space="preserve">Security Officer refused one patron entry due to no ID.</w:t>
+            </w:r>
+          </w:p>
+        </w:tc>
+        <w:tc>
+          <w:tcPr/>
+          <w:p>
+            <w:pPr>
+              <w:pStyle w:val="Compact"/>
+            </w:pPr>
+          </w:p>
+        </w:tc>
+      </w:tr>
+      <w:tr>
+        <w:tc>
+          <w:tcPr/>
+          <w:p>
+            <w:pPr>
+              <w:pStyle w:val="Compact"/>
+              <w:jc w:val="left"/>
+            </w:pPr>
+            <w:r>
+              <w:rPr>
+                <w:rStyle w:val="VerbatimChar"/>
+              </w:rPr>
+              <w:t xml:space="preserve">;insuf</w:t>
+            </w:r>
+          </w:p>
+        </w:tc>
+        <w:tc>
+          <w:tcPr/>
+          <w:p>
+            <w:pPr>
+              <w:pStyle w:val="Compact"/>
+              <w:jc w:val="left"/>
+            </w:pPr>
+            <w:r>
+              <w:t xml:space="preserve">Refused - insufficient ID</w:t>
+            </w:r>
+          </w:p>
+        </w:tc>
+        <w:tc>
+          <w:tcPr/>
+          <w:p>
+            <w:pPr>
+              <w:pStyle w:val="Compact"/>
+              <w:jc w:val="left"/>
+            </w:pPr>
+            <w:r>
+              <w:t xml:space="preserve">Security Officer refused one patron entry due to insufficient ID.</w:t>
+            </w:r>
+          </w:p>
+        </w:tc>
+        <w:tc>
+          <w:tcPr/>
+          <w:p>
+            <w:pPr>
+              <w:pStyle w:val="Compact"/>
+            </w:pPr>
+          </w:p>
+        </w:tc>
+      </w:tr>
+      <w:tr>
+        <w:tc>
+          <w:tcPr/>
+          <w:p>
+            <w:pPr>
+              <w:pStyle w:val="Compact"/>
+              <w:jc w:val="left"/>
+            </w:pPr>
+            <w:r>
+              <w:rPr>
+                <w:rStyle w:val="VerbatimChar"/>
+              </w:rPr>
+              <w:t xml:space="preserve">;expired</w:t>
+            </w:r>
+          </w:p>
+        </w:tc>
+        <w:tc>
+          <w:tcPr/>
+          <w:p>
+            <w:pPr>
+              <w:pStyle w:val="Compact"/>
+              <w:jc w:val="left"/>
+            </w:pPr>
+            <w:r>
+              <w:t xml:space="preserve">Refused - expired ID</w:t>
+            </w:r>
+          </w:p>
+        </w:tc>
+        <w:tc>
+          <w:tcPr/>
+          <w:p>
+            <w:pPr>
+              <w:pStyle w:val="Compact"/>
+              <w:jc w:val="left"/>
+            </w:pPr>
+            <w:r>
+              <w:t xml:space="preserve">Security Officer refused one patron entry due to expired ID.</w:t>
+            </w:r>
+          </w:p>
+        </w:tc>
+        <w:tc>
+          <w:tcPr/>
+          <w:p>
+            <w:pPr>
+              <w:pStyle w:val="Compact"/>
+            </w:pPr>
+          </w:p>
+        </w:tc>
+      </w:tr>
+      <w:tr>
+        <w:tc>
+          <w:tcPr/>
+          <w:p>
+            <w:pPr>
+              <w:pStyle w:val="Compact"/>
+              <w:jc w:val="left"/>
+            </w:pPr>
+            <w:r>
+              <w:rPr>
+                <w:rStyle w:val="VerbatimChar"/>
+              </w:rPr>
+              <w:t xml:space="preserve">;intox</w:t>
+            </w:r>
+          </w:p>
+        </w:tc>
+        <w:tc>
+          <w:tcPr/>
+          <w:p>
+            <w:pPr>
+              <w:pStyle w:val="Compact"/>
+              <w:jc w:val="left"/>
+            </w:pPr>
+            <w:r>
+              <w:t xml:space="preserve">Refused - signs of intox</w:t>
+            </w:r>
+          </w:p>
+        </w:tc>
+        <w:tc>
+          <w:tcPr/>
+          <w:p>
+            <w:pPr>
+              <w:pStyle w:val="Compact"/>
+              <w:jc w:val="left"/>
+            </w:pPr>
+            <w:r>
+              <w:t xml:space="preserve">Security Officer refused one patron entry due to showing signs of intox ([Signs observed]).</w:t>
             </w:r>
           </w:p>
         </w:tc>
@@ -2262,19 +2409,19 @@
               <w:jc w:val="left"/>
             </w:pPr>
             <w:r>
-              <w:t>Contractor pass</w:t>
-            </w:r>
-          </w:p>
-        </w:tc>
-        <w:tc>
-          <w:tcPr/>
-          <w:p>
-            <w:pPr>
-              <w:pStyle w:val="Compact"/>
-              <w:jc w:val="left"/>
-            </w:pPr>
-            <w:r>
-              <w:t>Pass #17-0[Pass # (1-9)] issued [Issued: to XXXXX employee]. (The other choice writes: Pass #17-0X issued for interview.)</w:t>
+              <w:t xml:space="preserve">Visitor badge</w:t>
+            </w:r>
+          </w:p>
+        </w:tc>
+        <w:tc>
+          <w:tcPr/>
+          <w:p>
+            <w:pPr>
+              <w:pStyle w:val="Compact"/>
+              <w:jc w:val="left"/>
+            </w:pPr>
+            <w:r>
+              <w:t xml:space="preserve">Visitor Badge #17-0[Badge # (1-9)] issued to [To: employee] for [Reason: training] in [Location: Kitchen].</w:t>
             </w:r>
           </w:p>
         </w:tc>
@@ -2530,14 +2677,17 @@
               <w:jc w:val="left"/>
             </w:pPr>
             <w:r>
-              <w:t>Pass number (;badge)</w:t>
-            </w:r>
-            <w:r>
-              <w:rPr>
-                <w:rStyle w:val="VerbatimChar"/>
-              </w:rPr>
-            </w:r>
-            <w:r/>
+              <w:t xml:space="preserve">Badge number (</w:t>
+            </w:r>
+            <w:r>
+              <w:rPr>
+                <w:rStyle w:val="VerbatimChar"/>
+              </w:rPr>
+              <w:t xml:space="preserve">;badge</w:t>
+            </w:r>
+            <w:r>
+              <w:t xml:space="preserve">)</w:t>
+            </w:r>
           </w:p>
         </w:tc>
         <w:tc>
@@ -2549,102 +2699,6 @@
             </w:pPr>
             <w:r>
               <w:t xml:space="preserve">1 · 2 · 3 · 4 · 5 · 6 · 7 · 8 · 9</w:t>
-            </w:r>
-          </w:p>
-        </w:tc>
-      </w:tr>
-      <w:tr>
-        <w:tc>
-          <w:tcPr/>
-          <w:p>
-            <w:pPr>
-              <w:pStyle w:val="Compact"/>
-              <w:jc w:val="left"/>
-            </w:pPr>
-            <w:r>
-              <w:t>Patrons (;refuse)</w:t>
-            </w:r>
-            <w:r>
-              <w:rPr>
-                <w:rStyle w:val="VerbatimChar"/>
-              </w:rPr>
-            </w:r>
-            <w:r/>
-          </w:p>
-        </w:tc>
-        <w:tc>
-          <w:tcPr/>
-          <w:p>
-            <w:pPr>
-              <w:pStyle w:val="Compact"/>
-              <w:jc w:val="left"/>
-            </w:pPr>
-            <w:r>
-              <w:t>one patron · 2 patrons · 3 patrons · 4 patrons · 5 patrons</w:t>
-            </w:r>
-          </w:p>
-        </w:tc>
-      </w:tr>
-      <w:tr>
-        <w:tc>
-          <w:tcPr/>
-          <w:p>
-            <w:pPr>
-              <w:pStyle w:val="Compact"/>
-              <w:jc w:val="left"/>
-            </w:pPr>
-            <w:r>
-              <w:t>Reason (;refuse)</w:t>
-            </w:r>
-            <w:r>
-              <w:rPr>
-                <w:rStyle w:val="VerbatimChar"/>
-              </w:rPr>
-            </w:r>
-            <w:r/>
-          </w:p>
-        </w:tc>
-        <w:tc>
-          <w:tcPr/>
-          <w:p>
-            <w:pPr>
-              <w:pStyle w:val="Compact"/>
-              <w:jc w:val="left"/>
-            </w:pPr>
-            <w:r>
-              <w:t>no ID · insufficient ID · expired ID · showing signs of intox</w:t>
-            </w:r>
-          </w:p>
-        </w:tc>
-      </w:tr>
-      <w:tr>
-        <w:tc>
-          <w:tcPr/>
-          <w:p>
-            <w:pPr>
-              <w:pStyle w:val="Compact"/>
-              <w:jc w:val="left"/>
-            </w:pPr>
-            <w:r>
-              <w:t>Issued (;badge)</w:t>
-            </w:r>
-            <w:r>
-              <w:rPr>
-                <w:rStyle w:val="VerbatimChar"/>
-              </w:rPr>
-            </w:r>
-            <w:r/>
-          </w:p>
-        </w:tc>
-        <w:tc>
-          <w:tcPr/>
-          <w:p>
-            <w:pPr>
-              <w:pStyle w:val="Compact"/>
-              <w:jc w:val="left"/>
-            </w:pPr>
-            <w:r>
-              <w:t>to XXXXX employee (type the company over XXXXX) · for interview</w:t>
             </w:r>
           </w:p>
         </w:tc>

--- a/docs/Watchlog - Template Wording Review.docx
+++ b/docs/Watchlog - Template Wording Review.docx
@@ -92,14 +92,6 @@
         <w:tblW w:type="auto" w:w="0"/>
         <w:tblLook w:firstRow="1" w:lastRow="0" w:firstColumn="0" w:lastColumn="0" w:noHBand="0" w:noVBand="0" w:val="0020"/>
         <w:jc w:val="start"/>
-        <w:tblBorders>
-          <w:top w:val="single" w:sz="4" w:color="999999"/>
-          <w:left w:val="single" w:sz="4" w:color="999999"/>
-          <w:bottom w:val="single" w:sz="4" w:color="999999"/>
-          <w:right w:val="single" w:sz="4" w:color="999999"/>
-          <w:insideH w:val="single" w:sz="4" w:color="999999"/>
-          <w:insideV w:val="single" w:sz="4" w:color="999999"/>
-        </w:tblBorders>
       </w:tblPr>
       <w:tblGrid>
         <w:gridCol w:w="1980"/>
@@ -422,14 +414,6 @@
         <w:tblW w:type="auto" w:w="0"/>
         <w:tblLook w:firstRow="1" w:lastRow="0" w:firstColumn="0" w:lastColumn="0" w:noHBand="0" w:noVBand="0" w:val="0020"/>
         <w:jc w:val="start"/>
-        <w:tblBorders>
-          <w:top w:val="single" w:sz="4" w:color="999999"/>
-          <w:left w:val="single" w:sz="4" w:color="999999"/>
-          <w:bottom w:val="single" w:sz="4" w:color="999999"/>
-          <w:right w:val="single" w:sz="4" w:color="999999"/>
-          <w:insideH w:val="single" w:sz="4" w:color="999999"/>
-          <w:insideV w:val="single" w:sz="4" w:color="999999"/>
-        </w:tblBorders>
       </w:tblPr>
       <w:tblGrid>
         <w:gridCol w:w="1980"/>
@@ -605,14 +589,6 @@
         <w:tblW w:type="auto" w:w="0"/>
         <w:tblLook w:firstRow="1" w:lastRow="0" w:firstColumn="0" w:lastColumn="0" w:noHBand="0" w:noVBand="0" w:val="0020"/>
         <w:jc w:val="start"/>
-        <w:tblBorders>
-          <w:top w:val="single" w:sz="4" w:color="999999"/>
-          <w:left w:val="single" w:sz="4" w:color="999999"/>
-          <w:bottom w:val="single" w:sz="4" w:color="999999"/>
-          <w:right w:val="single" w:sz="4" w:color="999999"/>
-          <w:insideH w:val="single" w:sz="4" w:color="999999"/>
-          <w:insideV w:val="single" w:sz="4" w:color="999999"/>
-        </w:tblBorders>
       </w:tblPr>
       <w:tblGrid>
         <w:gridCol w:w="1980"/>
@@ -832,178 +808,31 @@
               <w:rPr>
                 <w:rStyle w:val="VerbatimChar"/>
               </w:rPr>
-              <w:t xml:space="preserve">;noid</w:t>
-            </w:r>
-          </w:p>
-        </w:tc>
-        <w:tc>
-          <w:tcPr/>
-          <w:p>
-            <w:pPr>
-              <w:pStyle w:val="Compact"/>
-              <w:jc w:val="left"/>
-            </w:pPr>
-            <w:r>
-              <w:t xml:space="preserve">Refused - no ID</w:t>
-            </w:r>
-          </w:p>
-        </w:tc>
-        <w:tc>
-          <w:tcPr/>
-          <w:p>
-            <w:pPr>
-              <w:pStyle w:val="Compact"/>
-              <w:jc w:val="left"/>
-            </w:pPr>
-            <w:r>
-              <w:t xml:space="preserve">Security Officer refused one patron entry due to no ID.</w:t>
-            </w:r>
-          </w:p>
-        </w:tc>
-        <w:tc>
-          <w:tcPr/>
-          <w:p>
-            <w:pPr>
-              <w:pStyle w:val="Compact"/>
-            </w:pPr>
-          </w:p>
-        </w:tc>
-      </w:tr>
-      <w:tr>
-        <w:tc>
-          <w:tcPr/>
-          <w:p>
-            <w:pPr>
-              <w:pStyle w:val="Compact"/>
-              <w:jc w:val="left"/>
-            </w:pPr>
-            <w:r>
-              <w:rPr>
-                <w:rStyle w:val="VerbatimChar"/>
-              </w:rPr>
-              <w:t xml:space="preserve">;insuf</w:t>
-            </w:r>
-          </w:p>
-        </w:tc>
-        <w:tc>
-          <w:tcPr/>
-          <w:p>
-            <w:pPr>
-              <w:pStyle w:val="Compact"/>
-              <w:jc w:val="left"/>
-            </w:pPr>
-            <w:r>
-              <w:t xml:space="preserve">Refused - insufficient ID</w:t>
-            </w:r>
-          </w:p>
-        </w:tc>
-        <w:tc>
-          <w:tcPr/>
-          <w:p>
-            <w:pPr>
-              <w:pStyle w:val="Compact"/>
-              <w:jc w:val="left"/>
-            </w:pPr>
-            <w:r>
-              <w:t xml:space="preserve">Security Officer refused one patron entry due to insufficient ID.</w:t>
-            </w:r>
-          </w:p>
-        </w:tc>
-        <w:tc>
-          <w:tcPr/>
-          <w:p>
-            <w:pPr>
-              <w:pStyle w:val="Compact"/>
-            </w:pPr>
-          </w:p>
-        </w:tc>
-      </w:tr>
-      <w:tr>
-        <w:tc>
-          <w:tcPr/>
-          <w:p>
-            <w:pPr>
-              <w:pStyle w:val="Compact"/>
-              <w:jc w:val="left"/>
-            </w:pPr>
-            <w:r>
-              <w:rPr>
-                <w:rStyle w:val="VerbatimChar"/>
-              </w:rPr>
-              <w:t xml:space="preserve">;expired</w:t>
-            </w:r>
-          </w:p>
-        </w:tc>
-        <w:tc>
-          <w:tcPr/>
-          <w:p>
-            <w:pPr>
-              <w:pStyle w:val="Compact"/>
-              <w:jc w:val="left"/>
-            </w:pPr>
-            <w:r>
-              <w:t xml:space="preserve">Refused - expired ID</w:t>
-            </w:r>
-          </w:p>
-        </w:tc>
-        <w:tc>
-          <w:tcPr/>
-          <w:p>
-            <w:pPr>
-              <w:pStyle w:val="Compact"/>
-              <w:jc w:val="left"/>
-            </w:pPr>
-            <w:r>
-              <w:t xml:space="preserve">Security Officer refused one patron entry due to expired ID.</w:t>
-            </w:r>
-          </w:p>
-        </w:tc>
-        <w:tc>
-          <w:tcPr/>
-          <w:p>
-            <w:pPr>
-              <w:pStyle w:val="Compact"/>
-            </w:pPr>
-          </w:p>
-        </w:tc>
-      </w:tr>
-      <w:tr>
-        <w:tc>
-          <w:tcPr/>
-          <w:p>
-            <w:pPr>
-              <w:pStyle w:val="Compact"/>
-              <w:jc w:val="left"/>
-            </w:pPr>
-            <w:r>
-              <w:rPr>
-                <w:rStyle w:val="VerbatimChar"/>
-              </w:rPr>
-              <w:t xml:space="preserve">;intox</w:t>
-            </w:r>
-          </w:p>
-        </w:tc>
-        <w:tc>
-          <w:tcPr/>
-          <w:p>
-            <w:pPr>
-              <w:pStyle w:val="Compact"/>
-              <w:jc w:val="left"/>
-            </w:pPr>
-            <w:r>
-              <w:t xml:space="preserve">Refused - signs of intox</w:t>
-            </w:r>
-          </w:p>
-        </w:tc>
-        <w:tc>
-          <w:tcPr/>
-          <w:p>
-            <w:pPr>
-              <w:pStyle w:val="Compact"/>
-              <w:jc w:val="left"/>
-            </w:pPr>
-            <w:r>
-              <w:t xml:space="preserve">Security Officer refused one patron entry due to showing signs of intox ([Signs observed]).</w:t>
+              <w:t xml:space="preserve">;refuse</w:t>
+            </w:r>
+          </w:p>
+        </w:tc>
+        <w:tc>
+          <w:tcPr/>
+          <w:p>
+            <w:pPr>
+              <w:pStyle w:val="Compact"/>
+              <w:jc w:val="left"/>
+            </w:pPr>
+            <w:r>
+              <w:t xml:space="preserve">Refused entry</w:t>
+            </w:r>
+          </w:p>
+        </w:tc>
+        <w:tc>
+          <w:tcPr/>
+          <w:p>
+            <w:pPr>
+              <w:pStyle w:val="Compact"/>
+              <w:jc w:val="left"/>
+            </w:pPr>
+            <w:r>
+              <w:t xml:space="preserve">Security Officer refused entry to [Patrons: one patron] due to [Reason: no ID] [Signs observed, in brackets, only if filled in].</w:t>
             </w:r>
           </w:p>
         </w:tc>
@@ -1200,6 +1029,55 @@
             </w:pPr>
             <w:r>
               <w:t xml:space="preserve">Security Officers performed Table Drop</w:t>
+            </w:r>
+          </w:p>
+        </w:tc>
+        <w:tc>
+          <w:tcPr/>
+          <w:p>
+            <w:pPr>
+              <w:pStyle w:val="Compact"/>
+            </w:pPr>
+          </w:p>
+        </w:tc>
+      </w:tr>
+      <w:tr>
+        <w:tc>
+          <w:tcPr/>
+          <w:p>
+            <w:pPr>
+              <w:pStyle w:val="Compact"/>
+              <w:jc w:val="left"/>
+            </w:pPr>
+            <w:r>
+              <w:rPr>
+                <w:rStyle w:val="VerbatimChar"/>
+              </w:rPr>
+              <w:t xml:space="preserve">;man</w:t>
+            </w:r>
+          </w:p>
+        </w:tc>
+        <w:tc>
+          <w:tcPr/>
+          <w:p>
+            <w:pPr>
+              <w:pStyle w:val="Compact"/>
+              <w:jc w:val="left"/>
+            </w:pPr>
+            <w:r>
+              <w:t xml:space="preserve">Garbage sweep</w:t>
+            </w:r>
+          </w:p>
+        </w:tc>
+        <w:tc>
+          <w:tcPr/>
+          <w:p>
+            <w:pPr>
+              <w:pStyle w:val="Compact"/>
+              <w:jc w:val="left"/>
+            </w:pPr>
+            <w:r>
+              <w:t xml:space="preserve">Security Officer escorted EVS Attendant into Cage Mantrap for garbage sweep.</w:t>
             </w:r>
           </w:p>
         </w:tc>
@@ -1229,14 +1107,6 @@
         <w:tblW w:type="auto" w:w="0"/>
         <w:tblLook w:firstRow="1" w:lastRow="0" w:firstColumn="0" w:lastColumn="0" w:noHBand="0" w:noVBand="0" w:val="0020"/>
         <w:jc w:val="start"/>
-        <w:tblBorders>
-          <w:top w:val="single" w:sz="4" w:color="999999"/>
-          <w:left w:val="single" w:sz="4" w:color="999999"/>
-          <w:bottom w:val="single" w:sz="4" w:color="999999"/>
-          <w:right w:val="single" w:sz="4" w:color="999999"/>
-          <w:insideH w:val="single" w:sz="4" w:color="999999"/>
-          <w:insideV w:val="single" w:sz="4" w:color="999999"/>
-        </w:tblBorders>
       </w:tblPr>
       <w:tblGrid>
         <w:gridCol w:w="1980"/>
@@ -1333,7 +1203,7 @@
               <w:jc w:val="left"/>
             </w:pPr>
             <w:r>
-              <w:t xml:space="preserve">[Table: UT201 / FB202 / UT203 / RO204 / BJ205 / BJ206] Opened.</w:t>
+              <w:t xml:space="preserve">[Table: UT201 / FB202 / UT203 / RO204 / BJ205 / BJ206 / RY301 / MP302 / BJ303 / BJ304 / BJ305 / RO306] Opened.</w:t>
             </w:r>
           </w:p>
         </w:tc>
@@ -1431,7 +1301,7 @@
               <w:jc w:val="left"/>
             </w:pPr>
             <w:r>
-              <w:t xml:space="preserve">[Table: UT201 / FB202 / UT203 / RO204 / BJ205 / BJ206] Closed and Auto-Close started.</w:t>
+              <w:t xml:space="preserve">[Table: UT201 / FB202 / UT203 / RO204 / BJ205 / BJ206 / RY301 / MP302 / BJ303 / BJ304 / BJ305 / RO306] Closed and Auto-Close started.</w:t>
             </w:r>
           </w:p>
         </w:tc>
@@ -1480,7 +1350,7 @@
               <w:jc w:val="left"/>
             </w:pPr>
             <w:r>
-              <w:t xml:space="preserve">Card change on [Table: UT201 / FB202 / UT203 / RO204 / BJ205 / BJ206].</w:t>
+              <w:t xml:space="preserve">Card change on [Table: UT201 / FB202 / UT203 / RO204 / BJ205 / BJ206 / RY301 / MP302 / BJ303 / BJ304 / BJ305 / RO306].</w:t>
             </w:r>
           </w:p>
         </w:tc>
@@ -1529,7 +1399,7 @@
               <w:jc w:val="left"/>
             </w:pPr>
             <w:r>
-              <w:t xml:space="preserve">[Table: UT201 / FB202 / UT203 / RO204 / BJ205 / BJ206] $[Amount]</w:t>
+              <w:t xml:space="preserve">[Table: UT201 / FB202 / UT203 / RO204 / BJ205 / BJ206 / RY301 / MP302 / BJ303 / BJ304 / BJ305 / RO306] $[Amount]</w:t>
             </w:r>
           </w:p>
         </w:tc>
@@ -1578,7 +1448,7 @@
               <w:jc w:val="left"/>
             </w:pPr>
             <w:r>
-              <w:t xml:space="preserve">[Player #] playing Spot [Spot], [Table: UT201 / FB202 / UT203 / RO204 / BJ205 / BJ206], In $[Buy-in], [Down/Up: Down / Up] $[Amount]. [Reason (only if up)]</w:t>
+              <w:t xml:space="preserve">[Player #] playing Spot [Spot], [Table: UT201 / FB202 / UT203 / RO204 / BJ205 / BJ206 / RY301 / MP302 / BJ303 / BJ304 / BJ305 / RO306], In $[Buy-in], [Down/Up: Down / Up] $[Amount]. [Reason (only if up)]</w:t>
             </w:r>
           </w:p>
         </w:tc>
@@ -1608,14 +1478,6 @@
         <w:tblW w:type="auto" w:w="0"/>
         <w:tblLook w:firstRow="1" w:lastRow="0" w:firstColumn="0" w:lastColumn="0" w:noHBand="0" w:noVBand="0" w:val="0020"/>
         <w:jc w:val="start"/>
-        <w:tblBorders>
-          <w:top w:val="single" w:sz="4" w:color="999999"/>
-          <w:left w:val="single" w:sz="4" w:color="999999"/>
-          <w:bottom w:val="single" w:sz="4" w:color="999999"/>
-          <w:right w:val="single" w:sz="4" w:color="999999"/>
-          <w:insideH w:val="single" w:sz="4" w:color="999999"/>
-          <w:insideV w:val="single" w:sz="4" w:color="999999"/>
-        </w:tblBorders>
       </w:tblPr>
       <w:tblGrid>
         <w:gridCol w:w="1980"/>
@@ -1958,6 +1820,55 @@
             </w:pPr>
             <w:r>
               <w:t xml:space="preserve">[Machine] $[Amount]</w:t>
+            </w:r>
+          </w:p>
+        </w:tc>
+        <w:tc>
+          <w:tcPr/>
+          <w:p>
+            <w:pPr>
+              <w:pStyle w:val="Compact"/>
+            </w:pPr>
+          </w:p>
+        </w:tc>
+      </w:tr>
+      <w:tr>
+        <w:tc>
+          <w:tcPr/>
+          <w:p>
+            <w:pPr>
+              <w:pStyle w:val="Compact"/>
+              <w:jc w:val="left"/>
+            </w:pPr>
+            <w:r>
+              <w:rPr>
+                <w:rStyle w:val="VerbatimChar"/>
+              </w:rPr>
+              <w:t xml:space="preserve">;firm</w:t>
+            </w:r>
+          </w:p>
+        </w:tc>
+        <w:tc>
+          <w:tcPr/>
+          <w:p>
+            <w:pPr>
+              <w:pStyle w:val="Compact"/>
+              <w:jc w:val="left"/>
+            </w:pPr>
+            <w:r>
+              <w:t xml:space="preserve">NRT firmware check</w:t>
+            </w:r>
+          </w:p>
+        </w:tc>
+        <w:tc>
+          <w:tcPr/>
+          <w:p>
+            <w:pPr>
+              <w:pStyle w:val="Compact"/>
+              <w:jc w:val="left"/>
+            </w:pPr>
+            <w:r>
+              <w:t xml:space="preserve">[Department/Title] notified Surveillance that they will be conducting an NRT Firmware check at [Location/NRT#: NRTX]. DUB#[DUB #] (Should have fixed shot taken)</w:t>
             </w:r>
           </w:p>
         </w:tc>
@@ -1987,14 +1898,6 @@
         <w:tblW w:type="auto" w:w="0"/>
         <w:tblLook w:firstRow="1" w:lastRow="0" w:firstColumn="0" w:lastColumn="0" w:noHBand="0" w:noVBand="0" w:val="0020"/>
         <w:jc w:val="start"/>
-        <w:tblBorders>
-          <w:top w:val="single" w:sz="4" w:color="999999"/>
-          <w:left w:val="single" w:sz="4" w:color="999999"/>
-          <w:bottom w:val="single" w:sz="4" w:color="999999"/>
-          <w:right w:val="single" w:sz="4" w:color="999999"/>
-          <w:insideH w:val="single" w:sz="4" w:color="999999"/>
-          <w:insideV w:val="single" w:sz="4" w:color="999999"/>
-        </w:tblBorders>
       </w:tblPr>
       <w:tblGrid>
         <w:gridCol w:w="1980"/>
@@ -2268,14 +2171,6 @@
         <w:tblW w:type="auto" w:w="0"/>
         <w:tblLook w:firstRow="1" w:lastRow="0" w:firstColumn="0" w:lastColumn="0" w:noHBand="0" w:noVBand="0" w:val="0020"/>
         <w:jc w:val="start"/>
-        <w:tblBorders>
-          <w:top w:val="single" w:sz="4" w:color="999999"/>
-          <w:left w:val="single" w:sz="4" w:color="999999"/>
-          <w:bottom w:val="single" w:sz="4" w:color="999999"/>
-          <w:right w:val="single" w:sz="4" w:color="999999"/>
-          <w:insideH w:val="single" w:sz="4" w:color="999999"/>
-          <w:insideV w:val="single" w:sz="4" w:color="999999"/>
-        </w:tblBorders>
       </w:tblPr>
       <w:tblGrid>
         <w:gridCol w:w="1980"/>
@@ -2409,19 +2304,19 @@
               <w:jc w:val="left"/>
             </w:pPr>
             <w:r>
-              <w:t xml:space="preserve">Visitor badge</w:t>
-            </w:r>
-          </w:p>
-        </w:tc>
-        <w:tc>
-          <w:tcPr/>
-          <w:p>
-            <w:pPr>
-              <w:pStyle w:val="Compact"/>
-              <w:jc w:val="left"/>
-            </w:pPr>
-            <w:r>
-              <w:t xml:space="preserve">Visitor Badge #17-0[Badge # (1-9)] issued to [To: employee] for [Reason: training] in [Location: Kitchen].</w:t>
+              <w:t xml:space="preserve">Contractor pass</w:t>
+            </w:r>
+          </w:p>
+        </w:tc>
+        <w:tc>
+          <w:tcPr/>
+          <w:p>
+            <w:pPr>
+              <w:pStyle w:val="Compact"/>
+              <w:jc w:val="left"/>
+            </w:pPr>
+            <w:r>
+              <w:t xml:space="preserve">Pass #17-0[Pass # (1-9)] issued [Issued: to XXXXX employee]. (The other choice writes: Pass #17-0X issued for interview.)</w:t>
             </w:r>
           </w:p>
         </w:tc>
@@ -2451,14 +2346,6 @@
         <w:tblW w:type="auto" w:w="0"/>
         <w:tblLook w:firstRow="1" w:lastRow="0" w:firstColumn="0" w:lastColumn="0" w:noHBand="0" w:noVBand="0" w:val="0020"/>
         <w:jc w:val="start"/>
-        <w:tblBorders>
-          <w:top w:val="single" w:sz="4" w:color="999999"/>
-          <w:left w:val="single" w:sz="4" w:color="999999"/>
-          <w:bottom w:val="single" w:sz="4" w:color="999999"/>
-          <w:right w:val="single" w:sz="4" w:color="999999"/>
-          <w:insideH w:val="single" w:sz="4" w:color="999999"/>
-          <w:insideV w:val="single" w:sz="4" w:color="999999"/>
-        </w:tblBorders>
       </w:tblPr>
       <w:tblGrid>
         <w:gridCol w:w="3960"/>
@@ -2677,16 +2564,7 @@
               <w:jc w:val="left"/>
             </w:pPr>
             <w:r>
-              <w:t xml:space="preserve">Badge number (</w:t>
-            </w:r>
-            <w:r>
-              <w:rPr>
-                <w:rStyle w:val="VerbatimChar"/>
-              </w:rPr>
-              <w:t xml:space="preserve">;badge</w:t>
-            </w:r>
-            <w:r>
-              <w:t xml:space="preserve">)</w:t>
+              <w:t xml:space="preserve">Pass number (;badge)``</w:t>
             </w:r>
           </w:p>
         </w:tc>
@@ -2699,6 +2577,84 @@
             </w:pPr>
             <w:r>
               <w:t xml:space="preserve">1 · 2 · 3 · 4 · 5 · 6 · 7 · 8 · 9</w:t>
+            </w:r>
+          </w:p>
+        </w:tc>
+      </w:tr>
+      <w:tr>
+        <w:tc>
+          <w:tcPr/>
+          <w:p>
+            <w:pPr>
+              <w:pStyle w:val="Compact"/>
+              <w:jc w:val="left"/>
+            </w:pPr>
+            <w:r>
+              <w:t xml:space="preserve">Patrons (;refuse)``</w:t>
+            </w:r>
+          </w:p>
+        </w:tc>
+        <w:tc>
+          <w:tcPr/>
+          <w:p>
+            <w:pPr>
+              <w:pStyle w:val="Compact"/>
+              <w:jc w:val="left"/>
+            </w:pPr>
+            <w:r>
+              <w:t xml:space="preserve">one patron · 2 patrons · 3 patrons · 4 patrons · 5 patrons</w:t>
+            </w:r>
+          </w:p>
+        </w:tc>
+      </w:tr>
+      <w:tr>
+        <w:tc>
+          <w:tcPr/>
+          <w:p>
+            <w:pPr>
+              <w:pStyle w:val="Compact"/>
+              <w:jc w:val="left"/>
+            </w:pPr>
+            <w:r>
+              <w:t xml:space="preserve">Reason (;refuse)``</w:t>
+            </w:r>
+          </w:p>
+        </w:tc>
+        <w:tc>
+          <w:tcPr/>
+          <w:p>
+            <w:pPr>
+              <w:pStyle w:val="Compact"/>
+              <w:jc w:val="left"/>
+            </w:pPr>
+            <w:r>
+              <w:t xml:space="preserve">no ID · insufficient ID · expired ID · showing signs of intox</w:t>
+            </w:r>
+          </w:p>
+        </w:tc>
+      </w:tr>
+      <w:tr>
+        <w:tc>
+          <w:tcPr/>
+          <w:p>
+            <w:pPr>
+              <w:pStyle w:val="Compact"/>
+              <w:jc w:val="left"/>
+            </w:pPr>
+            <w:r>
+              <w:t xml:space="preserve">Issued (;badge)``</w:t>
+            </w:r>
+          </w:p>
+        </w:tc>
+        <w:tc>
+          <w:tcPr/>
+          <w:p>
+            <w:pPr>
+              <w:pStyle w:val="Compact"/>
+              <w:jc w:val="left"/>
+            </w:pPr>
+            <w:r>
+              <w:t xml:space="preserve">to XXXXX employee (type the company over XXXXX) · for interview</w:t>
             </w:r>
           </w:p>
         </w:tc>
@@ -3304,7 +3260,7 @@
       <w:color w:themeColor="accent1" w:themeShade="BF" w:val="365F91"/>
     </w:rPr>
   </w:style>
-  <w:style w:type="paragraph" w:customStyle="1" w:styleId="SourceCode">
+  <w:style w:customStyle="1" w:styleId="SourceCode" w:type="paragraph">
     <w:name w:val="Source Code"/>
     <w:basedOn w:val="Normal"/>
     <w:link w:val="VerbatimChar"/>
@@ -3312,7 +3268,7 @@
       <w:wordWrap w:val="off"/>
     </w:pPr>
   </w:style>
-  <w:style w:type="character" w:customStyle="1" w:styleId="KeywordTok">
+  <w:style w:customStyle="1" w:styleId="KeywordTok" w:type="character">
     <w:name w:val="KeywordTok"/>
     <w:basedOn w:val="VerbatimChar"/>
     <w:rPr>
@@ -3320,77 +3276,77 @@
       <w:b/>
     </w:rPr>
   </w:style>
-  <w:style w:type="character" w:customStyle="1" w:styleId="DataTypeTok">
+  <w:style w:customStyle="1" w:styleId="DataTypeTok" w:type="character">
     <w:name w:val="DataTypeTok"/>
     <w:basedOn w:val="VerbatimChar"/>
     <w:rPr>
       <w:color w:val="902000"/>
     </w:rPr>
   </w:style>
-  <w:style w:type="character" w:customStyle="1" w:styleId="DecValTok">
+  <w:style w:customStyle="1" w:styleId="DecValTok" w:type="character">
     <w:name w:val="DecValTok"/>
     <w:basedOn w:val="VerbatimChar"/>
     <w:rPr>
       <w:color w:val="40a070"/>
     </w:rPr>
   </w:style>
-  <w:style w:type="character" w:customStyle="1" w:styleId="BaseNTok">
+  <w:style w:customStyle="1" w:styleId="BaseNTok" w:type="character">
     <w:name w:val="BaseNTok"/>
     <w:basedOn w:val="VerbatimChar"/>
     <w:rPr>
       <w:color w:val="40a070"/>
     </w:rPr>
   </w:style>
-  <w:style w:type="character" w:customStyle="1" w:styleId="FloatTok">
+  <w:style w:customStyle="1" w:styleId="FloatTok" w:type="character">
     <w:name w:val="FloatTok"/>
     <w:basedOn w:val="VerbatimChar"/>
     <w:rPr>
       <w:color w:val="40a070"/>
     </w:rPr>
   </w:style>
-  <w:style w:type="character" w:customStyle="1" w:styleId="ConstantTok">
+  <w:style w:customStyle="1" w:styleId="ConstantTok" w:type="character">
     <w:name w:val="ConstantTok"/>
     <w:basedOn w:val="VerbatimChar"/>
     <w:rPr>
       <w:color w:val="880000"/>
     </w:rPr>
   </w:style>
-  <w:style w:type="character" w:customStyle="1" w:styleId="CharTok">
+  <w:style w:customStyle="1" w:styleId="CharTok" w:type="character">
     <w:name w:val="CharTok"/>
     <w:basedOn w:val="VerbatimChar"/>
     <w:rPr>
       <w:color w:val="4070a0"/>
     </w:rPr>
   </w:style>
-  <w:style w:type="character" w:customStyle="1" w:styleId="SpecialCharTok">
+  <w:style w:customStyle="1" w:styleId="SpecialCharTok" w:type="character">
     <w:name w:val="SpecialCharTok"/>
     <w:basedOn w:val="VerbatimChar"/>
     <w:rPr>
       <w:color w:val="4070a0"/>
     </w:rPr>
   </w:style>
-  <w:style w:type="character" w:customStyle="1" w:styleId="StringTok">
+  <w:style w:customStyle="1" w:styleId="StringTok" w:type="character">
     <w:name w:val="StringTok"/>
     <w:basedOn w:val="VerbatimChar"/>
     <w:rPr>
       <w:color w:val="4070a0"/>
     </w:rPr>
   </w:style>
-  <w:style w:type="character" w:customStyle="1" w:styleId="VerbatimStringTok">
+  <w:style w:customStyle="1" w:styleId="VerbatimStringTok" w:type="character">
     <w:name w:val="VerbatimStringTok"/>
     <w:basedOn w:val="VerbatimChar"/>
     <w:rPr>
       <w:color w:val="4070a0"/>
     </w:rPr>
   </w:style>
-  <w:style w:type="character" w:customStyle="1" w:styleId="SpecialStringTok">
+  <w:style w:customStyle="1" w:styleId="SpecialStringTok" w:type="character">
     <w:name w:val="SpecialStringTok"/>
     <w:basedOn w:val="VerbatimChar"/>
     <w:rPr>
       <w:color w:val="bb6688"/>
     </w:rPr>
   </w:style>
-  <w:style w:type="character" w:customStyle="1" w:styleId="ImportTok">
+  <w:style w:customStyle="1" w:styleId="ImportTok" w:type="character">
     <w:name w:val="ImportTok"/>
     <w:basedOn w:val="VerbatimChar"/>
     <w:rPr>
@@ -3398,7 +3354,7 @@
       <w:b/>
     </w:rPr>
   </w:style>
-  <w:style w:type="character" w:customStyle="1" w:styleId="CommentTok">
+  <w:style w:customStyle="1" w:styleId="CommentTok" w:type="character">
     <w:name w:val="CommentTok"/>
     <w:basedOn w:val="VerbatimChar"/>
     <w:rPr>
@@ -3406,7 +3362,7 @@
       <w:i/>
     </w:rPr>
   </w:style>
-  <w:style w:type="character" w:customStyle="1" w:styleId="DocumentationTok">
+  <w:style w:customStyle="1" w:styleId="DocumentationTok" w:type="character">
     <w:name w:val="DocumentationTok"/>
     <w:basedOn w:val="VerbatimChar"/>
     <w:rPr>
@@ -3414,7 +3370,7 @@
       <w:i/>
     </w:rPr>
   </w:style>
-  <w:style w:type="character" w:customStyle="1" w:styleId="AnnotationTok">
+  <w:style w:customStyle="1" w:styleId="AnnotationTok" w:type="character">
     <w:name w:val="AnnotationTok"/>
     <w:basedOn w:val="VerbatimChar"/>
     <w:rPr>
@@ -3423,7 +3379,7 @@
       <w:i/>
     </w:rPr>
   </w:style>
-  <w:style w:type="character" w:customStyle="1" w:styleId="CommentVarTok">
+  <w:style w:customStyle="1" w:styleId="CommentVarTok" w:type="character">
     <w:name w:val="CommentVarTok"/>
     <w:basedOn w:val="VerbatimChar"/>
     <w:rPr>
@@ -3432,28 +3388,28 @@
       <w:i/>
     </w:rPr>
   </w:style>
-  <w:style w:type="character" w:customStyle="1" w:styleId="OtherTok">
+  <w:style w:customStyle="1" w:styleId="OtherTok" w:type="character">
     <w:name w:val="OtherTok"/>
     <w:basedOn w:val="VerbatimChar"/>
     <w:rPr>
       <w:color w:val="007020"/>
     </w:rPr>
   </w:style>
-  <w:style w:type="character" w:customStyle="1" w:styleId="FunctionTok">
+  <w:style w:customStyle="1" w:styleId="FunctionTok" w:type="character">
     <w:name w:val="FunctionTok"/>
     <w:basedOn w:val="VerbatimChar"/>
     <w:rPr>
       <w:color w:val="06287e"/>
     </w:rPr>
   </w:style>
-  <w:style w:type="character" w:customStyle="1" w:styleId="VariableTok">
+  <w:style w:customStyle="1" w:styleId="VariableTok" w:type="character">
     <w:name w:val="VariableTok"/>
     <w:basedOn w:val="VerbatimChar"/>
     <w:rPr>
       <w:color w:val="19177c"/>
     </w:rPr>
   </w:style>
-  <w:style w:type="character" w:customStyle="1" w:styleId="ControlFlowTok">
+  <w:style w:customStyle="1" w:styleId="ControlFlowTok" w:type="character">
     <w:name w:val="ControlFlowTok"/>
     <w:basedOn w:val="VerbatimChar"/>
     <w:rPr>
@@ -3461,45 +3417,45 @@
       <w:b/>
     </w:rPr>
   </w:style>
-  <w:style w:type="character" w:customStyle="1" w:styleId="OperatorTok">
+  <w:style w:customStyle="1" w:styleId="OperatorTok" w:type="character">
     <w:name w:val="OperatorTok"/>
     <w:basedOn w:val="VerbatimChar"/>
     <w:rPr>
       <w:color w:val="666666"/>
     </w:rPr>
   </w:style>
-  <w:style w:type="character" w:customStyle="1" w:styleId="BuiltInTok">
+  <w:style w:customStyle="1" w:styleId="BuiltInTok" w:type="character">
     <w:name w:val="BuiltInTok"/>
     <w:basedOn w:val="VerbatimChar"/>
     <w:rPr>
       <w:color w:val="008000"/>
     </w:rPr>
   </w:style>
-  <w:style w:type="character" w:customStyle="1" w:styleId="ExtensionTok">
+  <w:style w:customStyle="1" w:styleId="ExtensionTok" w:type="character">
     <w:name w:val="ExtensionTok"/>
     <w:basedOn w:val="VerbatimChar"/>
     <w:rPr/>
   </w:style>
-  <w:style w:type="character" w:customStyle="1" w:styleId="PreprocessorTok">
+  <w:style w:customStyle="1" w:styleId="PreprocessorTok" w:type="character">
     <w:name w:val="PreprocessorTok"/>
     <w:basedOn w:val="VerbatimChar"/>
     <w:rPr>
       <w:color w:val="bc7a00"/>
     </w:rPr>
   </w:style>
-  <w:style w:type="character" w:customStyle="1" w:styleId="AttributeTok">
+  <w:style w:customStyle="1" w:styleId="AttributeTok" w:type="character">
     <w:name w:val="AttributeTok"/>
     <w:basedOn w:val="VerbatimChar"/>
     <w:rPr>
       <w:color w:val="7d9029"/>
     </w:rPr>
   </w:style>
-  <w:style w:type="character" w:customStyle="1" w:styleId="RegionMarkerTok">
+  <w:style w:customStyle="1" w:styleId="RegionMarkerTok" w:type="character">
     <w:name w:val="RegionMarkerTok"/>
     <w:basedOn w:val="VerbatimChar"/>
     <w:rPr/>
   </w:style>
-  <w:style w:type="character" w:customStyle="1" w:styleId="InformationTok">
+  <w:style w:customStyle="1" w:styleId="InformationTok" w:type="character">
     <w:name w:val="InformationTok"/>
     <w:basedOn w:val="VerbatimChar"/>
     <w:rPr>
@@ -3508,7 +3464,7 @@
       <w:i/>
     </w:rPr>
   </w:style>
-  <w:style w:type="character" w:customStyle="1" w:styleId="WarningTok">
+  <w:style w:customStyle="1" w:styleId="WarningTok" w:type="character">
     <w:name w:val="WarningTok"/>
     <w:basedOn w:val="VerbatimChar"/>
     <w:rPr>
@@ -3517,7 +3473,7 @@
       <w:i/>
     </w:rPr>
   </w:style>
-  <w:style w:type="character" w:customStyle="1" w:styleId="AlertTok">
+  <w:style w:customStyle="1" w:styleId="AlertTok" w:type="character">
     <w:name w:val="AlertTok"/>
     <w:basedOn w:val="VerbatimChar"/>
     <w:rPr>
@@ -3525,7 +3481,7 @@
       <w:b/>
     </w:rPr>
   </w:style>
-  <w:style w:type="character" w:customStyle="1" w:styleId="ErrorTok">
+  <w:style w:customStyle="1" w:styleId="ErrorTok" w:type="character">
     <w:name w:val="ErrorTok"/>
     <w:basedOn w:val="VerbatimChar"/>
     <w:rPr>
@@ -3533,7 +3489,7 @@
       <w:b/>
     </w:rPr>
   </w:style>
-  <w:style w:type="character" w:customStyle="1" w:styleId="NormalTok">
+  <w:style w:customStyle="1" w:styleId="NormalTok" w:type="character">
     <w:name w:val="NormalTok"/>
     <w:basedOn w:val="VerbatimChar"/>
     <w:rPr/>

--- a/docs/Watchlog - Template Wording Review.docx
+++ b/docs/Watchlog - Template Wording Review.docx
@@ -832,7 +832,7 @@
               <w:jc w:val="left"/>
             </w:pPr>
             <w:r>
-              <w:t xml:space="preserve">Security Officer refused entry to [Patrons: one patron] due to [Reason: no ID] [Signs observed, in brackets, only if filled in].</w:t>
+              <w:t xml:space="preserve">Security Officer refused entry to [Patrons: one patron / 2 patrons / 3 patrons / 4 patrons / 5 patrons] due to [Reason: no ID / insufficient ID / expired ID / showing signs of intox] [Signs observed, in brackets, only if filled in].</w:t>
             </w:r>
           </w:p>
         </w:tc>
